--- a/A22/A22 - Ko‘p imzoli hamyonlarda tranzaksiyalarni tasdiqlash va korporativ boshqaruv.docx
+++ b/A22/A22 - Ko‘p imzoli hamyonlarda tranzaksiyalarni tasdiqlash va korporativ boshqaruv.docx
@@ -434,7 +434,7 @@
           <w:sz w:val="26"/>
           <w:szCs w:val="26"/>
         </w:rPr>
-        <w:t>A9 mavzusiga oid kodlar to‘plami — ikkita skript</w:t>
+        <w:t>A22 mavzusiga oid kodlar to‘plami — ikkita skript</w:t>
       </w:r>
     </w:p>
     <w:p>
@@ -3709,7 +3709,7 @@
           <w:sz w:val="26"/>
           <w:szCs w:val="26"/>
         </w:rPr>
-        <w:t>22.5 dagi xulosa A22 (DAO boshqaruvi) va M11 dagi endorsement policy bilan bog'lanadi.</w:t>
+        <w:t>22.5 dagi xulosa A21 (DAO boshqaruvi) va M11 dagi endorsement policy bilan bog'lanadi.</w:t>
       </w:r>
     </w:p>
     <w:sectPr>

--- a/A22/A22 - Ko‘p imzoli hamyonlarda tranzaksiyalarni tasdiqlash va korporativ boshqaruv.docx
+++ b/A22/A22 - Ko‘p imzoli hamyonlarda tranzaksiyalarni tasdiqlash va korporativ boshqaruv.docx
@@ -2371,6 +2371,20 @@
         <w:t xml:space="preserve">Baholash mezonlari</w:t>
       </w:r>
     </w:p>
+    <w:p>
+      <w:pPr>
+        <w:spacing w:after="120" w:before="0" w:line="300"/>
+        <w:jc w:val="both"/>
+      </w:pPr>
+      <w:r>
+        <w:rPr>
+          <w:rFonts w:ascii="Times New Roman" w:cs="Times New Roman" w:eastAsia="Times New Roman" w:hAnsi="Times New Roman"/>
+          <w:sz w:val="26"/>
+          <w:szCs w:val="26"/>
+        </w:rPr>
+        <w:t>Fan dasturiga muvofiq har bir amaliy ish 0–2 ball bilan baholanadi; A1–A23 ishlaridan eng yuqori 10 ta natija joriy bahoga (JB, 20 ball) kiradi.</w:t>
+      </w:r>
+    </w:p>
     <w:tbl>
       <w:tblPr>
         <w:tblW w:type="dxa" w:w="9638"/>
@@ -2524,7 +2538,7 @@
                 <w:sz w:val="24"/>
                 <w:szCs w:val="24"/>
               </w:rPr>
-              <w:t xml:space="preserve">5</w:t>
+              <w:t>2</w:t>
             </w:r>
           </w:p>
         </w:tc>
@@ -2556,7 +2570,7 @@
                 <w:sz w:val="24"/>
                 <w:szCs w:val="24"/>
               </w:rPr>
-              <w:t xml:space="preserve">A'lo</w:t>
+              <w:t>A'lo</w:t>
             </w:r>
           </w:p>
         </w:tc>
@@ -2625,7 +2639,7 @@
                 <w:sz w:val="24"/>
                 <w:szCs w:val="24"/>
               </w:rPr>
-              <w:t xml:space="preserve">4</w:t>
+              <w:t>1</w:t>
             </w:r>
           </w:p>
         </w:tc>
@@ -2657,7 +2671,7 @@
                 <w:sz w:val="24"/>
                 <w:szCs w:val="24"/>
               </w:rPr>
-              <w:t xml:space="preserve">Yaxshi</w:t>
+              <w:t>Qoniqarli</w:t>
             </w:r>
           </w:p>
         </w:tc>
@@ -2689,7 +2703,7 @@
                 <w:sz w:val="24"/>
                 <w:szCs w:val="24"/>
               </w:rPr>
-              <w:t>Safe yaratilib, tranzaksiya bajarilgan; 22.1–22.2 qisman</w:t>
+              <w:t>Safe yaratilib, tranzaksiya bajarilgan; 22.1–22.2 qisman; yoki kamida: safe yaratilgan, lekin tranzaksiya to'liq bajarilmagan yoki tahlil yo'q</w:t>
             </w:r>
           </w:p>
         </w:tc>
@@ -2726,108 +2740,7 @@
                 <w:sz w:val="24"/>
                 <w:szCs w:val="24"/>
               </w:rPr>
-              <w:t xml:space="preserve">3</w:t>
-            </w:r>
-          </w:p>
-        </w:tc>
-        <w:tc>
-          <w:tcPr>
-            <w:tcW w:type="dxa" w:w="1800"/>
-            <w:tcBorders>
-              <w:top w:val="single" w:color="C9C4E3" w:sz="4"/>
-              <w:left w:val="single" w:color="C9C4E3" w:sz="4"/>
-              <w:bottom w:val="single" w:color="C9C4E3" w:sz="4"/>
-              <w:right w:val="single" w:color="C9C4E3" w:sz="4"/>
-            </w:tcBorders>
-            <w:tcMar>
-              <w:top w:type="dxa" w:w="80"/>
-              <w:left w:type="dxa" w:w="120"/>
-              <w:bottom w:type="dxa" w:w="80"/>
-              <w:right w:type="dxa" w:w="120"/>
-            </w:tcMar>
-          </w:tcPr>
-          <w:p>
-            <w:pPr>
-              <w:spacing w:after="40"/>
-            </w:pPr>
-            <w:r>
-              <w:rPr>
-                <w:rFonts w:ascii="Times New Roman" w:cs="Times New Roman" w:eastAsia="Times New Roman" w:hAnsi="Times New Roman"/>
-                <w:b w:val="false"/>
-                <w:bCs w:val="false"/>
-                <w:sz w:val="24"/>
-                <w:szCs w:val="24"/>
-              </w:rPr>
-              <w:t xml:space="preserve">Qoniqarli</w:t>
-            </w:r>
-          </w:p>
-        </w:tc>
-        <w:tc>
-          <w:tcPr>
-            <w:tcW w:type="dxa" w:w="6938"/>
-            <w:tcBorders>
-              <w:top w:val="single" w:color="C9C4E3" w:sz="4"/>
-              <w:left w:val="single" w:color="C9C4E3" w:sz="4"/>
-              <w:bottom w:val="single" w:color="C9C4E3" w:sz="4"/>
-              <w:right w:val="single" w:color="C9C4E3" w:sz="4"/>
-            </w:tcBorders>
-            <w:tcMar>
-              <w:top w:type="dxa" w:w="80"/>
-              <w:left w:type="dxa" w:w="120"/>
-              <w:bottom w:type="dxa" w:w="80"/>
-              <w:right w:type="dxa" w:w="120"/>
-            </w:tcMar>
-          </w:tcPr>
-          <w:p>
-            <w:pPr>
-              <w:spacing w:after="40"/>
-            </w:pPr>
-            <w:r>
-              <w:rPr>
-                <w:rFonts w:ascii="Times New Roman" w:cs="Times New Roman" w:eastAsia="Times New Roman" w:hAnsi="Times New Roman"/>
-                <w:b w:val="false"/>
-                <w:bCs w:val="false"/>
-                <w:sz w:val="24"/>
-                <w:szCs w:val="24"/>
-              </w:rPr>
-              <w:t xml:space="preserve">Safe yaratilgan, lekin tranzaksiya to'liq bajarilmagan yoki tahlil yo'q</w:t>
-            </w:r>
-          </w:p>
-        </w:tc>
-      </w:tr>
-      <w:tr>
-        <w:trPr>
-          <w:tblHeader w:val="false"/>
-        </w:trPr>
-        <w:tc>
-          <w:tcPr>
-            <w:tcW w:type="dxa" w:w="900"/>
-            <w:tcBorders>
-              <w:top w:val="single" w:color="C9C4E3" w:sz="4"/>
-              <w:left w:val="single" w:color="C9C4E3" w:sz="4"/>
-              <w:bottom w:val="single" w:color="C9C4E3" w:sz="4"/>
-              <w:right w:val="single" w:color="C9C4E3" w:sz="4"/>
-            </w:tcBorders>
-            <w:tcMar>
-              <w:top w:type="dxa" w:w="80"/>
-              <w:left w:type="dxa" w:w="120"/>
-              <w:bottom w:type="dxa" w:w="80"/>
-              <w:right w:type="dxa" w:w="120"/>
-            </w:tcMar>
-          </w:tcPr>
-          <w:p>
-            <w:pPr>
-              <w:spacing w:after="40"/>
-            </w:pPr>
-            <w:r>
-              <w:rPr>
-                <w:rFonts w:ascii="Times New Roman" w:cs="Times New Roman" w:eastAsia="Times New Roman" w:hAnsi="Times New Roman"/>
-                <w:b w:val="false"/>
-                <w:bCs w:val="false"/>
-                <w:sz w:val="24"/>
-                <w:szCs w:val="24"/>
-              </w:rPr>
-              <w:t xml:space="preserve">2</w:t>
+              <w:t>0</w:t>
             </w:r>
           </w:p>
         </w:tc>
